--- a/Report_Parking_Spot_Detection.docx
+++ b/Report_Parking_Spot_Detection.docx
@@ -3031,13 +3031,33 @@
           <w:rFonts w:asciiTheme="minorBidi" w:hAnsiTheme="minorBidi"/>
           <w:color w:val="000000" w:themeColor="text1"/>
         </w:rPr>
-        <w:t>The dataset underwent the following preprocessing steps applied by Roboflow prior to export:</w:t>
+        <w:t xml:space="preserve">The dataset underwent the following preprocessing steps applied by </w:t>
+      </w:r>
+      <w:proofErr w:type="spellStart"/>
+      <w:r>
+        <w:rPr>
+          <w:rFonts w:asciiTheme="minorBidi" w:hAnsiTheme="minorBidi"/>
+          <w:color w:val="000000" w:themeColor="text1"/>
+        </w:rPr>
+        <w:t>Roboflow</w:t>
+      </w:r>
+      <w:proofErr w:type="spellEnd"/>
+      <w:r>
+        <w:rPr>
+          <w:rFonts w:asciiTheme="minorBidi" w:hAnsiTheme="minorBidi"/>
+          <w:color w:val="000000" w:themeColor="text1"/>
+        </w:rPr>
+        <w:t xml:space="preserve"> prior to export:</w:t>
       </w:r>
     </w:p>
     <w:p>
       <w:pPr>
-        <w:pStyle w:val="ListBullet"/>
-        <w:spacing w:after="60"/>
+        <w:numPr>
+          <w:ilvl w:val="0"/>
+          <w:numId w:val="11"/>
+        </w:numPr>
+        <w:spacing w:after="120"/>
+        <w:jc w:val="both"/>
         <w:rPr>
           <w:rFonts w:asciiTheme="minorBidi" w:hAnsiTheme="minorBidi"/>
           <w:color w:val="000000" w:themeColor="text1"/>
@@ -3049,13 +3069,17 @@
           <w:color w:val="000000" w:themeColor="text1"/>
         </w:rPr>
         <w:lastRenderedPageBreak/>
-        <w:t>Auto-orientation: EXIF orientation metadata was stripped and pixel data reoriented accordingly.</w:t>
+        <w:t>Auto-orientation</w:t>
       </w:r>
     </w:p>
     <w:p>
       <w:pPr>
-        <w:pStyle w:val="ListBullet"/>
-        <w:spacing w:after="60"/>
+        <w:numPr>
+          <w:ilvl w:val="0"/>
+          <w:numId w:val="11"/>
+        </w:numPr>
+        <w:spacing w:after="120"/>
+        <w:jc w:val="both"/>
         <w:rPr>
           <w:rFonts w:asciiTheme="minorBidi" w:hAnsiTheme="minorBidi"/>
           <w:color w:val="000000" w:themeColor="text1"/>
@@ -3066,11 +3090,15 @@
           <w:rFonts w:asciiTheme="minorBidi" w:hAnsiTheme="minorBidi"/>
           <w:color w:val="000000" w:themeColor="text1"/>
         </w:rPr>
-        <w:t>Resize to 640×640: all images were stretched to a uniform 640×640 pixel resolution.</w:t>
+        <w:t>Resize to 640×640</w:t>
       </w:r>
     </w:p>
     <w:p>
       <w:pPr>
+        <w:numPr>
+          <w:ilvl w:val="0"/>
+          <w:numId w:val="11"/>
+        </w:numPr>
         <w:spacing w:after="120"/>
         <w:jc w:val="both"/>
         <w:rPr>
@@ -3083,7 +3111,7 @@
           <w:rFonts w:asciiTheme="minorBidi" w:hAnsiTheme="minorBidi"/>
           <w:color w:val="000000" w:themeColor="text1"/>
         </w:rPr>
-        <w:t>In addition to the above, Roboflow applied image-level augmentations during dataset generation, resulting in augmented copies of original images identifiable by the .rf. suffix in their filenames. These augmentations include rotation (introducing black corner borders), additive noise and grain (simulating poor camera quality or rain), and grayscale conversion (simulating low-light and nighttime conditions). These pre-augmented samples directly address challenging real-world conditions such as lighting variation, shadows, and adverse weather.</w:t>
+        <w:t>Cutout augmentation — random black squares masked across the image</w:t>
       </w:r>
     </w:p>
     <w:p>
@@ -3100,13 +3128,13 @@
           <w:rFonts w:asciiTheme="minorBidi" w:hAnsiTheme="minorBidi"/>
           <w:color w:val="000000" w:themeColor="text1"/>
         </w:rPr>
-        <w:t>During model training, additional online augmentation was applied by the Ultralytics training pipeline to further improve robustness and prevent overfitting:</w:t>
+        <w:t>These steps ensure all images enter the training pipeline in a consistent format, with correct orientation and uniform resolution. The cutout augmentation in particular forces the model to detect spots even when parts of the image are hidden, improving robustness to real-world obstructions.</w:t>
       </w:r>
     </w:p>
     <w:p>
       <w:pPr>
-        <w:pStyle w:val="ListBullet"/>
-        <w:spacing w:after="60"/>
+        <w:spacing w:after="120"/>
+        <w:jc w:val="both"/>
         <w:rPr>
           <w:rFonts w:asciiTheme="minorBidi" w:hAnsiTheme="minorBidi"/>
           <w:color w:val="000000" w:themeColor="text1"/>
@@ -3117,13 +3145,49 @@
           <w:rFonts w:asciiTheme="minorBidi" w:hAnsiTheme="minorBidi"/>
           <w:color w:val="000000" w:themeColor="text1"/>
         </w:rPr>
-        <w:t>Rotation: ±10 degrees</w:t>
+        <w:t xml:space="preserve">In addition, </w:t>
+      </w:r>
+      <w:proofErr w:type="spellStart"/>
+      <w:r>
+        <w:rPr>
+          <w:rFonts w:asciiTheme="minorBidi" w:hAnsiTheme="minorBidi"/>
+          <w:color w:val="000000" w:themeColor="text1"/>
+        </w:rPr>
+        <w:t>Roboflow</w:t>
+      </w:r>
+      <w:proofErr w:type="spellEnd"/>
+      <w:r>
+        <w:rPr>
+          <w:rFonts w:asciiTheme="minorBidi" w:hAnsiTheme="minorBidi"/>
+          <w:color w:val="000000" w:themeColor="text1"/>
+        </w:rPr>
+        <w:t xml:space="preserve"> applied image-level augmentations during dataset generation, producing augmented copies of the original images identifiable by </w:t>
+      </w:r>
+      <w:proofErr w:type="gramStart"/>
+      <w:r>
+        <w:rPr>
+          <w:rFonts w:asciiTheme="minorBidi" w:hAnsiTheme="minorBidi"/>
+          <w:color w:val="000000" w:themeColor="text1"/>
+        </w:rPr>
+        <w:t>the .</w:t>
+      </w:r>
+      <w:proofErr w:type="gramEnd"/>
+      <w:r>
+        <w:rPr>
+          <w:rFonts w:asciiTheme="minorBidi" w:hAnsiTheme="minorBidi"/>
+          <w:color w:val="000000" w:themeColor="text1"/>
+        </w:rPr>
+        <w:t>rf. suffix in their filenames:</w:t>
       </w:r>
     </w:p>
     <w:p>
       <w:pPr>
-        <w:pStyle w:val="ListBullet"/>
-        <w:spacing w:after="60"/>
+        <w:numPr>
+          <w:ilvl w:val="0"/>
+          <w:numId w:val="12"/>
+        </w:numPr>
+        <w:spacing w:after="120"/>
+        <w:jc w:val="both"/>
         <w:rPr>
           <w:rFonts w:asciiTheme="minorBidi" w:hAnsiTheme="minorBidi"/>
           <w:color w:val="000000" w:themeColor="text1"/>
@@ -3134,13 +3198,17 @@
           <w:rFonts w:asciiTheme="minorBidi" w:hAnsiTheme="minorBidi"/>
           <w:color w:val="000000" w:themeColor="text1"/>
         </w:rPr>
-        <w:t>Translation: ±10% of image dimensions</w:t>
+        <w:t>Rotation with black corner borders</w:t>
       </w:r>
     </w:p>
     <w:p>
       <w:pPr>
-        <w:pStyle w:val="ListBullet"/>
-        <w:spacing w:after="60"/>
+        <w:numPr>
+          <w:ilvl w:val="0"/>
+          <w:numId w:val="12"/>
+        </w:numPr>
+        <w:spacing w:after="120"/>
+        <w:jc w:val="both"/>
         <w:rPr>
           <w:rFonts w:asciiTheme="minorBidi" w:hAnsiTheme="minorBidi"/>
           <w:color w:val="000000" w:themeColor="text1"/>
@@ -3151,13 +3219,17 @@
           <w:rFonts w:asciiTheme="minorBidi" w:hAnsiTheme="minorBidi"/>
           <w:color w:val="000000" w:themeColor="text1"/>
         </w:rPr>
-        <w:t>Scale: ±50% zoom variation</w:t>
+        <w:t>Additive noise and grain</w:t>
       </w:r>
     </w:p>
     <w:p>
       <w:pPr>
-        <w:pStyle w:val="ListBullet"/>
-        <w:spacing w:after="60"/>
+        <w:numPr>
+          <w:ilvl w:val="0"/>
+          <w:numId w:val="12"/>
+        </w:numPr>
+        <w:spacing w:after="120"/>
+        <w:jc w:val="both"/>
         <w:rPr>
           <w:rFonts w:asciiTheme="minorBidi" w:hAnsiTheme="minorBidi"/>
           <w:color w:val="000000" w:themeColor="text1"/>
@@ -3168,13 +3240,13 @@
           <w:rFonts w:asciiTheme="minorBidi" w:hAnsiTheme="minorBidi"/>
           <w:color w:val="000000" w:themeColor="text1"/>
         </w:rPr>
-        <w:t>Shear: ±2.0 degrees</w:t>
+        <w:t>Grayscale conversion</w:t>
       </w:r>
     </w:p>
     <w:p>
       <w:pPr>
-        <w:pStyle w:val="ListBullet"/>
-        <w:spacing w:after="60"/>
+        <w:spacing w:after="120"/>
+        <w:jc w:val="both"/>
         <w:rPr>
           <w:rFonts w:asciiTheme="minorBidi" w:hAnsiTheme="minorBidi"/>
           <w:color w:val="000000" w:themeColor="text1"/>
@@ -3185,13 +3257,13 @@
           <w:rFonts w:asciiTheme="minorBidi" w:hAnsiTheme="minorBidi"/>
           <w:color w:val="000000" w:themeColor="text1"/>
         </w:rPr>
-        <w:t>Perspective distortion: 0.0005</w:t>
+        <w:t>These augmentations directly simulate challenging real-world conditions. Rotation prepares the model for tilted or angled camera feeds. Noise and grain replicate poor camera quality, rain, or lens artifacts. Grayscale conversion ensures the model remains accurate at night or under low-light conditions where color information is lost.</w:t>
       </w:r>
     </w:p>
     <w:p>
       <w:pPr>
-        <w:pStyle w:val="ListBullet"/>
-        <w:spacing w:after="60"/>
+        <w:spacing w:after="120"/>
+        <w:jc w:val="both"/>
         <w:rPr>
           <w:rFonts w:asciiTheme="minorBidi" w:hAnsiTheme="minorBidi"/>
           <w:color w:val="000000" w:themeColor="text1"/>
@@ -3202,13 +3274,33 @@
           <w:rFonts w:asciiTheme="minorBidi" w:hAnsiTheme="minorBidi"/>
           <w:color w:val="000000" w:themeColor="text1"/>
         </w:rPr>
-        <w:t>Horizontal flip: 50% probability</w:t>
+        <w:t xml:space="preserve">During model training, the following augmentations were explicitly configured in the </w:t>
+      </w:r>
+      <w:proofErr w:type="spellStart"/>
+      <w:r>
+        <w:rPr>
+          <w:rFonts w:asciiTheme="minorBidi" w:hAnsiTheme="minorBidi"/>
+          <w:color w:val="000000" w:themeColor="text1"/>
+        </w:rPr>
+        <w:t>Ultralytics</w:t>
+      </w:r>
+      <w:proofErr w:type="spellEnd"/>
+      <w:r>
+        <w:rPr>
+          <w:rFonts w:asciiTheme="minorBidi" w:hAnsiTheme="minorBidi"/>
+          <w:color w:val="000000" w:themeColor="text1"/>
+        </w:rPr>
+        <w:t xml:space="preserve"> training pipeline:</w:t>
       </w:r>
     </w:p>
     <w:p>
       <w:pPr>
-        <w:pStyle w:val="ListBullet"/>
-        <w:spacing w:after="60"/>
+        <w:numPr>
+          <w:ilvl w:val="0"/>
+          <w:numId w:val="13"/>
+        </w:numPr>
+        <w:spacing w:after="120"/>
+        <w:jc w:val="both"/>
         <w:rPr>
           <w:rFonts w:asciiTheme="minorBidi" w:hAnsiTheme="minorBidi"/>
           <w:color w:val="000000" w:themeColor="text1"/>
@@ -3219,13 +3311,17 @@
           <w:rFonts w:asciiTheme="minorBidi" w:hAnsiTheme="minorBidi"/>
           <w:color w:val="000000" w:themeColor="text1"/>
         </w:rPr>
-        <w:t>Mosaic augmentation: enabled (probability 1.0) — combines four training images into one</w:t>
+        <w:t>Rotation ±10°</w:t>
       </w:r>
     </w:p>
     <w:p>
       <w:pPr>
-        <w:pStyle w:val="ListBullet"/>
-        <w:spacing w:after="60"/>
+        <w:numPr>
+          <w:ilvl w:val="0"/>
+          <w:numId w:val="13"/>
+        </w:numPr>
+        <w:spacing w:after="120"/>
+        <w:jc w:val="both"/>
         <w:rPr>
           <w:rFonts w:asciiTheme="minorBidi" w:hAnsiTheme="minorBidi"/>
           <w:color w:val="000000" w:themeColor="text1"/>
@@ -3236,11 +3332,15 @@
           <w:rFonts w:asciiTheme="minorBidi" w:hAnsiTheme="minorBidi"/>
           <w:color w:val="000000" w:themeColor="text1"/>
         </w:rPr>
-        <w:t>HSV color-space jitter: Hue ±1.5%, Saturation ±70%, Value ±40%</w:t>
+        <w:t>Translation ±10%</w:t>
       </w:r>
     </w:p>
     <w:p>
       <w:pPr>
+        <w:numPr>
+          <w:ilvl w:val="0"/>
+          <w:numId w:val="13"/>
+        </w:numPr>
         <w:spacing w:after="120"/>
         <w:jc w:val="both"/>
         <w:rPr>
@@ -3253,7 +3353,145 @@
           <w:rFonts w:asciiTheme="minorBidi" w:hAnsiTheme="minorBidi"/>
           <w:color w:val="000000" w:themeColor="text1"/>
         </w:rPr>
-        <w:t>The combination of Roboflow's pre-augmentation and the training-time augmentation pipeline ensures the model is exposed to a wide variety of visual conditions including partial occlusion, scale changes, lighting variation, and viewpoint shifts.</w:t>
+        <w:t>Scale variation ±50%</w:t>
+      </w:r>
+    </w:p>
+    <w:p>
+      <w:pPr>
+        <w:numPr>
+          <w:ilvl w:val="0"/>
+          <w:numId w:val="13"/>
+        </w:numPr>
+        <w:spacing w:after="120"/>
+        <w:jc w:val="both"/>
+        <w:rPr>
+          <w:rFonts w:asciiTheme="minorBidi" w:hAnsiTheme="minorBidi"/>
+          <w:color w:val="000000" w:themeColor="text1"/>
+        </w:rPr>
+      </w:pPr>
+      <w:r>
+        <w:rPr>
+          <w:rFonts w:asciiTheme="minorBidi" w:hAnsiTheme="minorBidi"/>
+          <w:color w:val="000000" w:themeColor="text1"/>
+        </w:rPr>
+        <w:t>Shear ±2.0°</w:t>
+      </w:r>
+    </w:p>
+    <w:p>
+      <w:pPr>
+        <w:numPr>
+          <w:ilvl w:val="0"/>
+          <w:numId w:val="13"/>
+        </w:numPr>
+        <w:spacing w:after="120"/>
+        <w:jc w:val="both"/>
+        <w:rPr>
+          <w:rFonts w:asciiTheme="minorBidi" w:hAnsiTheme="minorBidi"/>
+          <w:color w:val="000000" w:themeColor="text1"/>
+        </w:rPr>
+      </w:pPr>
+      <w:r>
+        <w:rPr>
+          <w:rFonts w:asciiTheme="minorBidi" w:hAnsiTheme="minorBidi"/>
+          <w:color w:val="000000" w:themeColor="text1"/>
+        </w:rPr>
+        <w:t>Perspective distortion</w:t>
+      </w:r>
+    </w:p>
+    <w:p>
+      <w:pPr>
+        <w:numPr>
+          <w:ilvl w:val="0"/>
+          <w:numId w:val="13"/>
+        </w:numPr>
+        <w:spacing w:after="120"/>
+        <w:jc w:val="both"/>
+        <w:rPr>
+          <w:rFonts w:asciiTheme="minorBidi" w:hAnsiTheme="minorBidi"/>
+          <w:color w:val="000000" w:themeColor="text1"/>
+        </w:rPr>
+      </w:pPr>
+      <w:r>
+        <w:rPr>
+          <w:rFonts w:asciiTheme="minorBidi" w:hAnsiTheme="minorBidi"/>
+          <w:color w:val="000000" w:themeColor="text1"/>
+        </w:rPr>
+        <w:t>Horizontal flip — 50% probability</w:t>
+      </w:r>
+    </w:p>
+    <w:p>
+      <w:pPr>
+        <w:numPr>
+          <w:ilvl w:val="0"/>
+          <w:numId w:val="13"/>
+        </w:numPr>
+        <w:spacing w:after="120"/>
+        <w:jc w:val="both"/>
+        <w:rPr>
+          <w:rFonts w:asciiTheme="minorBidi" w:hAnsiTheme="minorBidi"/>
+          <w:color w:val="000000" w:themeColor="text1"/>
+        </w:rPr>
+      </w:pPr>
+      <w:r>
+        <w:rPr>
+          <w:rFonts w:asciiTheme="minorBidi" w:hAnsiTheme="minorBidi"/>
+          <w:color w:val="000000" w:themeColor="text1"/>
+        </w:rPr>
+        <w:t>Mosaic augmentation — combines four training images into one</w:t>
+      </w:r>
+    </w:p>
+    <w:p>
+      <w:pPr>
+        <w:numPr>
+          <w:ilvl w:val="0"/>
+          <w:numId w:val="13"/>
+        </w:numPr>
+        <w:spacing w:after="120"/>
+        <w:jc w:val="both"/>
+        <w:rPr>
+          <w:rFonts w:asciiTheme="minorBidi" w:hAnsiTheme="minorBidi"/>
+          <w:color w:val="000000" w:themeColor="text1"/>
+        </w:rPr>
+      </w:pPr>
+      <w:r>
+        <w:rPr>
+          <w:rFonts w:asciiTheme="minorBidi" w:hAnsiTheme="minorBidi"/>
+          <w:color w:val="000000" w:themeColor="text1"/>
+        </w:rPr>
+        <w:t>HSV color-space jitter — hue, saturation, and brightness variation</w:t>
+      </w:r>
+    </w:p>
+    <w:p>
+      <w:pPr>
+        <w:spacing w:after="120"/>
+        <w:jc w:val="both"/>
+        <w:rPr>
+          <w:rFonts w:asciiTheme="minorBidi" w:hAnsiTheme="minorBidi"/>
+          <w:color w:val="000000" w:themeColor="text1"/>
+        </w:rPr>
+      </w:pPr>
+      <w:r>
+        <w:rPr>
+          <w:rFonts w:asciiTheme="minorBidi" w:hAnsiTheme="minorBidi"/>
+          <w:color w:val="000000" w:themeColor="text1"/>
+        </w:rPr>
+        <w:t xml:space="preserve">These training-time augmentations further diversify what the model sees during each epoch. Mosaic </w:t>
+      </w:r>
+      <w:proofErr w:type="gramStart"/>
+      <w:r>
+        <w:rPr>
+          <w:rFonts w:asciiTheme="minorBidi" w:hAnsiTheme="minorBidi"/>
+          <w:color w:val="000000" w:themeColor="text1"/>
+        </w:rPr>
+        <w:t>in particular is</w:t>
+      </w:r>
+      <w:proofErr w:type="gramEnd"/>
+      <w:r>
+        <w:rPr>
+          <w:rFonts w:asciiTheme="minorBidi" w:hAnsiTheme="minorBidi"/>
+          <w:color w:val="000000" w:themeColor="text1"/>
+        </w:rPr>
+        <w:t xml:space="preserve"> highly effective for detection tasks as it forces the model to detect objects at different scales and positions within a single image. HSV jitter ensures the model is not sensitive to color or lighting changes between different parking lots or times of day.</w:t>
       </w:r>
     </w:p>
     <w:p>
@@ -3292,6 +3530,7 @@
           <w:szCs w:val="46"/>
           <w:u w:val="single"/>
         </w:rPr>
+        <w:lastRenderedPageBreak/>
         <w:t>3. Methodology</w:t>
       </w:r>
       <w:bookmarkEnd w:id="15"/>
@@ -3355,15 +3594,7 @@
           <w:rFonts w:asciiTheme="minorBidi" w:hAnsiTheme="minorBidi"/>
           <w:color w:val="000000" w:themeColor="text1"/>
         </w:rPr>
-        <w:t xml:space="preserve">Three approaches are implemented. The first two are supervised deep learning detectors fine-tuned on the parking dataset. The third is a training-free classical computer vision </w:t>
-      </w:r>
-      <w:r>
-        <w:rPr>
-          <w:rFonts w:asciiTheme="minorBidi" w:hAnsiTheme="minorBidi"/>
-          <w:color w:val="000000" w:themeColor="text1"/>
-        </w:rPr>
-        <w:lastRenderedPageBreak/>
-        <w:t>baseline that requires manual annotation of spot locations and uses edge density to infer occupancy.</w:t>
+        <w:t>Three approaches are implemented. The first two are supervised deep learning detectors fine-tuned on the parking dataset. The third is a training-free classical computer vision baseline that requires manual annotation of spot locations and uses edge density to infer occupancy.</w:t>
       </w:r>
     </w:p>
     <w:p>
@@ -3575,6 +3806,7 @@
           <w:sz w:val="34"/>
           <w:szCs w:val="34"/>
         </w:rPr>
+        <w:lastRenderedPageBreak/>
         <w:t>3.3 RT-DETR-l — Transformer-based Detector</w:t>
       </w:r>
       <w:bookmarkEnd w:id="24"/>
@@ -3663,7 +3895,6 @@
           <w:rFonts w:asciiTheme="minorBidi" w:hAnsiTheme="minorBidi"/>
           <w:color w:val="000000" w:themeColor="text1"/>
         </w:rPr>
-        <w:lastRenderedPageBreak/>
         <w:t>Early stopping patience: 20 epochs</w:t>
       </w:r>
     </w:p>
@@ -3854,6 +4085,7 @@
           <w:rFonts w:asciiTheme="minorBidi" w:hAnsiTheme="minorBidi"/>
           <w:color w:val="000000" w:themeColor="text1"/>
         </w:rPr>
+        <w:lastRenderedPageBreak/>
         <w:t>mAP@0.5: mean Average Precision at IoU threshold 0.50. Primary metric for this task.</w:t>
       </w:r>
     </w:p>
@@ -3983,7 +4215,6 @@
           <w:szCs w:val="46"/>
           <w:u w:val="single"/>
         </w:rPr>
-        <w:lastRenderedPageBreak/>
         <w:t>4. Experiments and Results</w:t>
       </w:r>
       <w:bookmarkEnd w:id="33"/>
@@ -4523,6 +4754,7 @@
           <w:noProof/>
           <w:color w:val="000000" w:themeColor="text1"/>
         </w:rPr>
+        <w:lastRenderedPageBreak/>
         <w:drawing>
           <wp:inline distT="0" distB="0" distL="0" distR="0" wp14:anchorId="4EF592D6" wp14:editId="2FCD66F4">
             <wp:extent cx="2895600" cy="2560320"/>
@@ -4666,7 +4898,6 @@
           <w:color w:val="000000" w:themeColor="text1"/>
           <w:sz w:val="18"/>
         </w:rPr>
-        <w:lastRenderedPageBreak/>
         <w:drawing>
           <wp:inline distT="0" distB="0" distL="0" distR="0" wp14:anchorId="7D284218" wp14:editId="6CB2C361">
             <wp:extent cx="3786155" cy="2194560"/>
@@ -5133,6 +5364,7 @@
                 <w:color w:val="000000" w:themeColor="text1"/>
                 <w:sz w:val="20"/>
               </w:rPr>
+              <w:lastRenderedPageBreak/>
               <w:t>640×640</w:t>
             </w:r>
           </w:p>
@@ -5436,7 +5668,6 @@
           <w:noProof/>
           <w:color w:val="000000" w:themeColor="text1"/>
         </w:rPr>
-        <w:lastRenderedPageBreak/>
         <w:drawing>
           <wp:inline distT="0" distB="0" distL="0" distR="0" wp14:anchorId="5FADDE43" wp14:editId="2C34ACA6">
             <wp:extent cx="5486400" cy="2811061"/>
@@ -5751,6 +5982,7 @@
                 <w:color w:val="000000" w:themeColor="text1"/>
                 <w:sz w:val="20"/>
               </w:rPr>
+              <w:lastRenderedPageBreak/>
               <w:t>YOLOv8s (CNN)</w:t>
             </w:r>
           </w:p>
@@ -6054,7 +6286,6 @@
           <w:noProof/>
           <w:color w:val="000000" w:themeColor="text1"/>
         </w:rPr>
-        <w:lastRenderedPageBreak/>
         <w:drawing>
           <wp:inline distT="0" distB="0" distL="0" distR="0" wp14:anchorId="7BD01CE4" wp14:editId="79F146B1">
             <wp:extent cx="5486400" cy="2033534"/>
@@ -6212,6 +6443,7 @@
           <w:rFonts w:asciiTheme="minorBidi" w:hAnsiTheme="minorBidi"/>
           <w:color w:val="000000" w:themeColor="text1"/>
         </w:rPr>
+        <w:lastRenderedPageBreak/>
         <w:t>Missed detections (False Negatives, blue dashed): spots present in ground truth but not detected.</w:t>
       </w:r>
     </w:p>
@@ -6296,7 +6528,6 @@
           <w:noProof/>
           <w:color w:val="000000" w:themeColor="text1"/>
         </w:rPr>
-        <w:lastRenderedPageBreak/>
         <w:drawing>
           <wp:inline distT="0" distB="0" distL="0" distR="0" wp14:anchorId="4F1E87FE" wp14:editId="52C49C20">
             <wp:extent cx="2832390" cy="2682240"/>
@@ -6508,7 +6739,15 @@
           <w:rFonts w:asciiTheme="minorBidi" w:hAnsiTheme="minorBidi"/>
           <w:color w:val="000000" w:themeColor="text1"/>
         </w:rPr>
-        <w:t>Fine-tuning YOLOv8s on the parking dataset proved highly effective, achieving 97.97% mAP@0.5 on the test set. The combination of COCO pretraining (which provides general object detection capabilities) and domain-specific fine-tuning (which specialises the model for parking spot classification) is the core reason for this strong performance. The augmentation pipeline — both Roboflow's pre-augmentation and the training-time augmentation — contributed significantly to robustness across challenging conditions including noise, rotation, and grayscale imagery.</w:t>
+        <w:t xml:space="preserve">Fine-tuning YOLOv8s on the parking dataset proved highly effective, achieving 97.97% mAP@0.5 on the test set. The combination of COCO pretraining (which provides general object detection capabilities) and domain-specific fine-tuning (which specialises the model for parking spot classification) is the core reason for this strong performance. The augmentation pipeline — both Roboflow's pre-augmentation and the training-time augmentation — </w:t>
+      </w:r>
+      <w:r>
+        <w:rPr>
+          <w:rFonts w:asciiTheme="minorBidi" w:hAnsiTheme="minorBidi"/>
+          <w:color w:val="000000" w:themeColor="text1"/>
+        </w:rPr>
+        <w:lastRenderedPageBreak/>
+        <w:t>contributed significantly to robustness across challenging conditions including noise, rotation, and grayscale imagery.</w:t>
       </w:r>
     </w:p>
     <w:p>
@@ -6578,15 +6817,7 @@
           <w:rFonts w:asciiTheme="minorBidi" w:hAnsiTheme="minorBidi"/>
           <w:color w:val="000000" w:themeColor="text1"/>
         </w:rPr>
-        <w:t xml:space="preserve">RT-DETR-l underperformed relative to expectations. Despite being a more recently developed and architecturally sophisticated model, it achieved 4.6 percentage points lower </w:t>
-      </w:r>
-      <w:r>
-        <w:rPr>
-          <w:rFonts w:asciiTheme="minorBidi" w:hAnsiTheme="minorBidi"/>
-          <w:color w:val="000000" w:themeColor="text1"/>
-        </w:rPr>
-        <w:lastRenderedPageBreak/>
-        <w:t>mAP@0.5 and 17.2 percentage points lower mAP@0.5:0.95 than YOLOv8s. The most likely explanation is architectural mismatch: RT-DETR's global attention is not beneficial for a task where classification is locally determined. Additionally, RT-DETR-l has significantly more parameters (66.2 MB vs 22.6 MB), requiring a smaller batch size (8 vs 16) which may have slightly limited training stability.</w:t>
+        <w:t>RT-DETR-l underperformed relative to expectations. Despite being a more recently developed and architecturally sophisticated model, it achieved 4.6 percentage points lower mAP@0.5 and 17.2 percentage points lower mAP@0.5:0.95 than YOLOv8s. The most likely explanation is architectural mismatch: RT-DETR's global attention is not beneficial for a task where classification is locally determined. Additionally, RT-DETR-l has significantly more parameters (66.2 MB vs 22.6 MB), requiring a smaller batch size (8 vs 16) which may have slightly limited training stability.</w:t>
       </w:r>
     </w:p>
     <w:p>
@@ -6755,6 +6986,7 @@
           <w:szCs w:val="46"/>
           <w:u w:val="single"/>
         </w:rPr>
+        <w:lastRenderedPageBreak/>
         <w:t>6. Conclusion</w:t>
       </w:r>
       <w:bookmarkEnd w:id="63"/>
@@ -6782,15 +7014,7 @@
           <w:rFonts w:asciiTheme="minorBidi" w:hAnsiTheme="minorBidi"/>
           <w:color w:val="000000" w:themeColor="text1"/>
         </w:rPr>
-        <w:t xml:space="preserve">This project presented a complete computer vision system for automated parking spot detection and occupancy classification. Three approaches were implemented: a fine-tuned YOLOv8s CNN, a fine-tuned RT-DETR-l Transformer, and a classical computer vision baseline using edge density analysis. Extensive experiments demonstrated that fine-tuning is essential (mAP@0.5 improves from 0.0000 to 0.9797), that 640×640 input resolution offers the optimal speed-accuracy trade-off, and that the CNN-based YOLOv8s consistently </w:t>
-      </w:r>
-      <w:r>
-        <w:rPr>
-          <w:rFonts w:asciiTheme="minorBidi" w:hAnsiTheme="minorBidi"/>
-          <w:color w:val="000000" w:themeColor="text1"/>
-        </w:rPr>
-        <w:lastRenderedPageBreak/>
-        <w:t>outperforms the Transformer-based RT-DETR-l on this spatially structured, locally-classifiable task.</w:t>
+        <w:t>This project presented a complete computer vision system for automated parking spot detection and occupancy classification. Three approaches were implemented: a fine-tuned YOLOv8s CNN, a fine-tuned RT-DETR-l Transformer, and a classical computer vision baseline using edge density analysis. Extensive experiments demonstrated that fine-tuning is essential (mAP@0.5 improves from 0.0000 to 0.9797), that 640×640 input resolution offers the optimal speed-accuracy trade-off, and that the CNN-based YOLOv8s consistently outperforms the Transformer-based RT-DETR-l on this spatially structured, locally-classifiable task.</w:t>
       </w:r>
     </w:p>
     <w:p>
@@ -7891,6 +8115,453 @@
       </w:rPr>
     </w:lvl>
   </w:abstractNum>
+  <w:abstractNum w:abstractNumId="10" w15:restartNumberingAfterBreak="0">
+    <w:nsid w:val="1B704929"/>
+    <w:multiLevelType w:val="multilevel"/>
+    <w:tmpl w:val="DC064F66"/>
+    <w:lvl w:ilvl="0">
+      <w:start w:val="1"/>
+      <w:numFmt w:val="bullet"/>
+      <w:lvlText w:val=""/>
+      <w:lvlJc w:val="left"/>
+      <w:pPr>
+        <w:tabs>
+          <w:tab w:val="num" w:pos="720"/>
+        </w:tabs>
+        <w:ind w:left="720" w:hanging="360"/>
+      </w:pPr>
+      <w:rPr>
+        <w:rFonts w:ascii="Symbol" w:hAnsi="Symbol" w:hint="default"/>
+        <w:sz w:val="20"/>
+      </w:rPr>
+    </w:lvl>
+    <w:lvl w:ilvl="1" w:tentative="1">
+      <w:start w:val="1"/>
+      <w:numFmt w:val="bullet"/>
+      <w:lvlText w:val="o"/>
+      <w:lvlJc w:val="left"/>
+      <w:pPr>
+        <w:tabs>
+          <w:tab w:val="num" w:pos="1440"/>
+        </w:tabs>
+        <w:ind w:left="1440" w:hanging="360"/>
+      </w:pPr>
+      <w:rPr>
+        <w:rFonts w:ascii="Courier New" w:hAnsi="Courier New" w:hint="default"/>
+        <w:sz w:val="20"/>
+      </w:rPr>
+    </w:lvl>
+    <w:lvl w:ilvl="2" w:tentative="1">
+      <w:start w:val="1"/>
+      <w:numFmt w:val="bullet"/>
+      <w:lvlText w:val=""/>
+      <w:lvlJc w:val="left"/>
+      <w:pPr>
+        <w:tabs>
+          <w:tab w:val="num" w:pos="2160"/>
+        </w:tabs>
+        <w:ind w:left="2160" w:hanging="360"/>
+      </w:pPr>
+      <w:rPr>
+        <w:rFonts w:ascii="Wingdings" w:hAnsi="Wingdings" w:hint="default"/>
+        <w:sz w:val="20"/>
+      </w:rPr>
+    </w:lvl>
+    <w:lvl w:ilvl="3" w:tentative="1">
+      <w:start w:val="1"/>
+      <w:numFmt w:val="bullet"/>
+      <w:lvlText w:val=""/>
+      <w:lvlJc w:val="left"/>
+      <w:pPr>
+        <w:tabs>
+          <w:tab w:val="num" w:pos="2880"/>
+        </w:tabs>
+        <w:ind w:left="2880" w:hanging="360"/>
+      </w:pPr>
+      <w:rPr>
+        <w:rFonts w:ascii="Wingdings" w:hAnsi="Wingdings" w:hint="default"/>
+        <w:sz w:val="20"/>
+      </w:rPr>
+    </w:lvl>
+    <w:lvl w:ilvl="4" w:tentative="1">
+      <w:start w:val="1"/>
+      <w:numFmt w:val="bullet"/>
+      <w:lvlText w:val=""/>
+      <w:lvlJc w:val="left"/>
+      <w:pPr>
+        <w:tabs>
+          <w:tab w:val="num" w:pos="3600"/>
+        </w:tabs>
+        <w:ind w:left="3600" w:hanging="360"/>
+      </w:pPr>
+      <w:rPr>
+        <w:rFonts w:ascii="Wingdings" w:hAnsi="Wingdings" w:hint="default"/>
+        <w:sz w:val="20"/>
+      </w:rPr>
+    </w:lvl>
+    <w:lvl w:ilvl="5" w:tentative="1">
+      <w:start w:val="1"/>
+      <w:numFmt w:val="bullet"/>
+      <w:lvlText w:val=""/>
+      <w:lvlJc w:val="left"/>
+      <w:pPr>
+        <w:tabs>
+          <w:tab w:val="num" w:pos="4320"/>
+        </w:tabs>
+        <w:ind w:left="4320" w:hanging="360"/>
+      </w:pPr>
+      <w:rPr>
+        <w:rFonts w:ascii="Wingdings" w:hAnsi="Wingdings" w:hint="default"/>
+        <w:sz w:val="20"/>
+      </w:rPr>
+    </w:lvl>
+    <w:lvl w:ilvl="6" w:tentative="1">
+      <w:start w:val="1"/>
+      <w:numFmt w:val="bullet"/>
+      <w:lvlText w:val=""/>
+      <w:lvlJc w:val="left"/>
+      <w:pPr>
+        <w:tabs>
+          <w:tab w:val="num" w:pos="5040"/>
+        </w:tabs>
+        <w:ind w:left="5040" w:hanging="360"/>
+      </w:pPr>
+      <w:rPr>
+        <w:rFonts w:ascii="Wingdings" w:hAnsi="Wingdings" w:hint="default"/>
+        <w:sz w:val="20"/>
+      </w:rPr>
+    </w:lvl>
+    <w:lvl w:ilvl="7" w:tentative="1">
+      <w:start w:val="1"/>
+      <w:numFmt w:val="bullet"/>
+      <w:lvlText w:val=""/>
+      <w:lvlJc w:val="left"/>
+      <w:pPr>
+        <w:tabs>
+          <w:tab w:val="num" w:pos="5760"/>
+        </w:tabs>
+        <w:ind w:left="5760" w:hanging="360"/>
+      </w:pPr>
+      <w:rPr>
+        <w:rFonts w:ascii="Wingdings" w:hAnsi="Wingdings" w:hint="default"/>
+        <w:sz w:val="20"/>
+      </w:rPr>
+    </w:lvl>
+    <w:lvl w:ilvl="8" w:tentative="1">
+      <w:start w:val="1"/>
+      <w:numFmt w:val="bullet"/>
+      <w:lvlText w:val=""/>
+      <w:lvlJc w:val="left"/>
+      <w:pPr>
+        <w:tabs>
+          <w:tab w:val="num" w:pos="6480"/>
+        </w:tabs>
+        <w:ind w:left="6480" w:hanging="360"/>
+      </w:pPr>
+      <w:rPr>
+        <w:rFonts w:ascii="Wingdings" w:hAnsi="Wingdings" w:hint="default"/>
+        <w:sz w:val="20"/>
+      </w:rPr>
+    </w:lvl>
+  </w:abstractNum>
+  <w:abstractNum w:abstractNumId="11" w15:restartNumberingAfterBreak="0">
+    <w:nsid w:val="578A1A33"/>
+    <w:multiLevelType w:val="multilevel"/>
+    <w:tmpl w:val="7B447FD6"/>
+    <w:lvl w:ilvl="0">
+      <w:start w:val="1"/>
+      <w:numFmt w:val="bullet"/>
+      <w:lvlText w:val=""/>
+      <w:lvlJc w:val="left"/>
+      <w:pPr>
+        <w:tabs>
+          <w:tab w:val="num" w:pos="720"/>
+        </w:tabs>
+        <w:ind w:left="720" w:hanging="360"/>
+      </w:pPr>
+      <w:rPr>
+        <w:rFonts w:ascii="Symbol" w:hAnsi="Symbol" w:hint="default"/>
+        <w:sz w:val="20"/>
+      </w:rPr>
+    </w:lvl>
+    <w:lvl w:ilvl="1" w:tentative="1">
+      <w:start w:val="1"/>
+      <w:numFmt w:val="bullet"/>
+      <w:lvlText w:val="o"/>
+      <w:lvlJc w:val="left"/>
+      <w:pPr>
+        <w:tabs>
+          <w:tab w:val="num" w:pos="1440"/>
+        </w:tabs>
+        <w:ind w:left="1440" w:hanging="360"/>
+      </w:pPr>
+      <w:rPr>
+        <w:rFonts w:ascii="Courier New" w:hAnsi="Courier New" w:hint="default"/>
+        <w:sz w:val="20"/>
+      </w:rPr>
+    </w:lvl>
+    <w:lvl w:ilvl="2" w:tentative="1">
+      <w:start w:val="1"/>
+      <w:numFmt w:val="bullet"/>
+      <w:lvlText w:val=""/>
+      <w:lvlJc w:val="left"/>
+      <w:pPr>
+        <w:tabs>
+          <w:tab w:val="num" w:pos="2160"/>
+        </w:tabs>
+        <w:ind w:left="2160" w:hanging="360"/>
+      </w:pPr>
+      <w:rPr>
+        <w:rFonts w:ascii="Wingdings" w:hAnsi="Wingdings" w:hint="default"/>
+        <w:sz w:val="20"/>
+      </w:rPr>
+    </w:lvl>
+    <w:lvl w:ilvl="3" w:tentative="1">
+      <w:start w:val="1"/>
+      <w:numFmt w:val="bullet"/>
+      <w:lvlText w:val=""/>
+      <w:lvlJc w:val="left"/>
+      <w:pPr>
+        <w:tabs>
+          <w:tab w:val="num" w:pos="2880"/>
+        </w:tabs>
+        <w:ind w:left="2880" w:hanging="360"/>
+      </w:pPr>
+      <w:rPr>
+        <w:rFonts w:ascii="Wingdings" w:hAnsi="Wingdings" w:hint="default"/>
+        <w:sz w:val="20"/>
+      </w:rPr>
+    </w:lvl>
+    <w:lvl w:ilvl="4" w:tentative="1">
+      <w:start w:val="1"/>
+      <w:numFmt w:val="bullet"/>
+      <w:lvlText w:val=""/>
+      <w:lvlJc w:val="left"/>
+      <w:pPr>
+        <w:tabs>
+          <w:tab w:val="num" w:pos="3600"/>
+        </w:tabs>
+        <w:ind w:left="3600" w:hanging="360"/>
+      </w:pPr>
+      <w:rPr>
+        <w:rFonts w:ascii="Wingdings" w:hAnsi="Wingdings" w:hint="default"/>
+        <w:sz w:val="20"/>
+      </w:rPr>
+    </w:lvl>
+    <w:lvl w:ilvl="5" w:tentative="1">
+      <w:start w:val="1"/>
+      <w:numFmt w:val="bullet"/>
+      <w:lvlText w:val=""/>
+      <w:lvlJc w:val="left"/>
+      <w:pPr>
+        <w:tabs>
+          <w:tab w:val="num" w:pos="4320"/>
+        </w:tabs>
+        <w:ind w:left="4320" w:hanging="360"/>
+      </w:pPr>
+      <w:rPr>
+        <w:rFonts w:ascii="Wingdings" w:hAnsi="Wingdings" w:hint="default"/>
+        <w:sz w:val="20"/>
+      </w:rPr>
+    </w:lvl>
+    <w:lvl w:ilvl="6" w:tentative="1">
+      <w:start w:val="1"/>
+      <w:numFmt w:val="bullet"/>
+      <w:lvlText w:val=""/>
+      <w:lvlJc w:val="left"/>
+      <w:pPr>
+        <w:tabs>
+          <w:tab w:val="num" w:pos="5040"/>
+        </w:tabs>
+        <w:ind w:left="5040" w:hanging="360"/>
+      </w:pPr>
+      <w:rPr>
+        <w:rFonts w:ascii="Wingdings" w:hAnsi="Wingdings" w:hint="default"/>
+        <w:sz w:val="20"/>
+      </w:rPr>
+    </w:lvl>
+    <w:lvl w:ilvl="7" w:tentative="1">
+      <w:start w:val="1"/>
+      <w:numFmt w:val="bullet"/>
+      <w:lvlText w:val=""/>
+      <w:lvlJc w:val="left"/>
+      <w:pPr>
+        <w:tabs>
+          <w:tab w:val="num" w:pos="5760"/>
+        </w:tabs>
+        <w:ind w:left="5760" w:hanging="360"/>
+      </w:pPr>
+      <w:rPr>
+        <w:rFonts w:ascii="Wingdings" w:hAnsi="Wingdings" w:hint="default"/>
+        <w:sz w:val="20"/>
+      </w:rPr>
+    </w:lvl>
+    <w:lvl w:ilvl="8" w:tentative="1">
+      <w:start w:val="1"/>
+      <w:numFmt w:val="bullet"/>
+      <w:lvlText w:val=""/>
+      <w:lvlJc w:val="left"/>
+      <w:pPr>
+        <w:tabs>
+          <w:tab w:val="num" w:pos="6480"/>
+        </w:tabs>
+        <w:ind w:left="6480" w:hanging="360"/>
+      </w:pPr>
+      <w:rPr>
+        <w:rFonts w:ascii="Wingdings" w:hAnsi="Wingdings" w:hint="default"/>
+        <w:sz w:val="20"/>
+      </w:rPr>
+    </w:lvl>
+  </w:abstractNum>
+  <w:abstractNum w:abstractNumId="12" w15:restartNumberingAfterBreak="0">
+    <w:nsid w:val="65E66600"/>
+    <w:multiLevelType w:val="multilevel"/>
+    <w:tmpl w:val="B5E8067A"/>
+    <w:lvl w:ilvl="0">
+      <w:start w:val="1"/>
+      <w:numFmt w:val="bullet"/>
+      <w:lvlText w:val=""/>
+      <w:lvlJc w:val="left"/>
+      <w:pPr>
+        <w:tabs>
+          <w:tab w:val="num" w:pos="720"/>
+        </w:tabs>
+        <w:ind w:left="720" w:hanging="360"/>
+      </w:pPr>
+      <w:rPr>
+        <w:rFonts w:ascii="Symbol" w:hAnsi="Symbol" w:hint="default"/>
+        <w:sz w:val="20"/>
+      </w:rPr>
+    </w:lvl>
+    <w:lvl w:ilvl="1" w:tentative="1">
+      <w:start w:val="1"/>
+      <w:numFmt w:val="bullet"/>
+      <w:lvlText w:val="o"/>
+      <w:lvlJc w:val="left"/>
+      <w:pPr>
+        <w:tabs>
+          <w:tab w:val="num" w:pos="1440"/>
+        </w:tabs>
+        <w:ind w:left="1440" w:hanging="360"/>
+      </w:pPr>
+      <w:rPr>
+        <w:rFonts w:ascii="Courier New" w:hAnsi="Courier New" w:hint="default"/>
+        <w:sz w:val="20"/>
+      </w:rPr>
+    </w:lvl>
+    <w:lvl w:ilvl="2" w:tentative="1">
+      <w:start w:val="1"/>
+      <w:numFmt w:val="bullet"/>
+      <w:lvlText w:val=""/>
+      <w:lvlJc w:val="left"/>
+      <w:pPr>
+        <w:tabs>
+          <w:tab w:val="num" w:pos="2160"/>
+        </w:tabs>
+        <w:ind w:left="2160" w:hanging="360"/>
+      </w:pPr>
+      <w:rPr>
+        <w:rFonts w:ascii="Wingdings" w:hAnsi="Wingdings" w:hint="default"/>
+        <w:sz w:val="20"/>
+      </w:rPr>
+    </w:lvl>
+    <w:lvl w:ilvl="3" w:tentative="1">
+      <w:start w:val="1"/>
+      <w:numFmt w:val="bullet"/>
+      <w:lvlText w:val=""/>
+      <w:lvlJc w:val="left"/>
+      <w:pPr>
+        <w:tabs>
+          <w:tab w:val="num" w:pos="2880"/>
+        </w:tabs>
+        <w:ind w:left="2880" w:hanging="360"/>
+      </w:pPr>
+      <w:rPr>
+        <w:rFonts w:ascii="Wingdings" w:hAnsi="Wingdings" w:hint="default"/>
+        <w:sz w:val="20"/>
+      </w:rPr>
+    </w:lvl>
+    <w:lvl w:ilvl="4" w:tentative="1">
+      <w:start w:val="1"/>
+      <w:numFmt w:val="bullet"/>
+      <w:lvlText w:val=""/>
+      <w:lvlJc w:val="left"/>
+      <w:pPr>
+        <w:tabs>
+          <w:tab w:val="num" w:pos="3600"/>
+        </w:tabs>
+        <w:ind w:left="3600" w:hanging="360"/>
+      </w:pPr>
+      <w:rPr>
+        <w:rFonts w:ascii="Wingdings" w:hAnsi="Wingdings" w:hint="default"/>
+        <w:sz w:val="20"/>
+      </w:rPr>
+    </w:lvl>
+    <w:lvl w:ilvl="5" w:tentative="1">
+      <w:start w:val="1"/>
+      <w:numFmt w:val="bullet"/>
+      <w:lvlText w:val=""/>
+      <w:lvlJc w:val="left"/>
+      <w:pPr>
+        <w:tabs>
+          <w:tab w:val="num" w:pos="4320"/>
+        </w:tabs>
+        <w:ind w:left="4320" w:hanging="360"/>
+      </w:pPr>
+      <w:rPr>
+        <w:rFonts w:ascii="Wingdings" w:hAnsi="Wingdings" w:hint="default"/>
+        <w:sz w:val="20"/>
+      </w:rPr>
+    </w:lvl>
+    <w:lvl w:ilvl="6" w:tentative="1">
+      <w:start w:val="1"/>
+      <w:numFmt w:val="bullet"/>
+      <w:lvlText w:val=""/>
+      <w:lvlJc w:val="left"/>
+      <w:pPr>
+        <w:tabs>
+          <w:tab w:val="num" w:pos="5040"/>
+        </w:tabs>
+        <w:ind w:left="5040" w:hanging="360"/>
+      </w:pPr>
+      <w:rPr>
+        <w:rFonts w:ascii="Wingdings" w:hAnsi="Wingdings" w:hint="default"/>
+        <w:sz w:val="20"/>
+      </w:rPr>
+    </w:lvl>
+    <w:lvl w:ilvl="7" w:tentative="1">
+      <w:start w:val="1"/>
+      <w:numFmt w:val="bullet"/>
+      <w:lvlText w:val=""/>
+      <w:lvlJc w:val="left"/>
+      <w:pPr>
+        <w:tabs>
+          <w:tab w:val="num" w:pos="5760"/>
+        </w:tabs>
+        <w:ind w:left="5760" w:hanging="360"/>
+      </w:pPr>
+      <w:rPr>
+        <w:rFonts w:ascii="Wingdings" w:hAnsi="Wingdings" w:hint="default"/>
+        <w:sz w:val="20"/>
+      </w:rPr>
+    </w:lvl>
+    <w:lvl w:ilvl="8" w:tentative="1">
+      <w:start w:val="1"/>
+      <w:numFmt w:val="bullet"/>
+      <w:lvlText w:val=""/>
+      <w:lvlJc w:val="left"/>
+      <w:pPr>
+        <w:tabs>
+          <w:tab w:val="num" w:pos="6480"/>
+        </w:tabs>
+        <w:ind w:left="6480" w:hanging="360"/>
+      </w:pPr>
+      <w:rPr>
+        <w:rFonts w:ascii="Wingdings" w:hAnsi="Wingdings" w:hint="default"/>
+        <w:sz w:val="20"/>
+      </w:rPr>
+    </w:lvl>
+  </w:abstractNum>
   <w:num w:numId="1" w16cid:durableId="2096247076">
     <w:abstractNumId w:val="8"/>
   </w:num>
@@ -7920,6 +8591,15 @@
   </w:num>
   <w:num w:numId="10" w16cid:durableId="981545169">
     <w:abstractNumId w:val="9"/>
+  </w:num>
+  <w:num w:numId="11" w16cid:durableId="2063093365">
+    <w:abstractNumId w:val="12"/>
+  </w:num>
+  <w:num w:numId="12" w16cid:durableId="1144200282">
+    <w:abstractNumId w:val="10"/>
+  </w:num>
+  <w:num w:numId="13" w16cid:durableId="1736736494">
+    <w:abstractNumId w:val="11"/>
   </w:num>
 </w:numbering>
 </file>
@@ -8527,7 +9207,6 @@
   <w:style w:type="character" w:default="1" w:styleId="DefaultParagraphFont">
     <w:name w:val="Default Paragraph Font"/>
     <w:uiPriority w:val="1"/>
-    <w:semiHidden/>
     <w:unhideWhenUsed/>
   </w:style>
   <w:style w:type="table" w:default="1" w:styleId="TableNormal">
